--- a/assets/templates/tor_template.docx
+++ b/assets/templates/tor_template.docx
@@ -2888,7 +2888,7 @@
           <w:szCs w:val="32"/>
           <w:cs/>
         </w:rPr>
-        <w:t xml:space="preserve">โรงเรียนบ้านป่าเลา </w:t>
+        <w:t xml:space="preserve">โรงเรียน{{school_name}} </w:t>
       </w:r>
     </w:p>
     <w:p>
